--- a/exports/C10/C10_Cokrigeage.docx
+++ b/exports/C10/C10_Cokrigeage.docx
@@ -416,7 +416,7 @@
         <w:pStyle w:val="Heading3"/>
       </w:pPr>
       <w:r>
-        <w:t xml:space="preserve">1.1 Cadre général</w:t>
+        <w:t xml:space="preserve">Cadre général</w:t>
       </w:r>
     </w:p>
     <w:p>
@@ -995,7 +995,7 @@
         <w:pStyle w:val="Heading3"/>
       </w:pPr>
       <w:r>
-        <w:t xml:space="preserve">1.2 Estimateur de cokrigeage</w:t>
+        <w:t xml:space="preserve">Estimateur de cokrigeage</w:t>
       </w:r>
     </w:p>
     <w:p>
@@ -1522,7 +1522,7 @@
         <w:pStyle w:val="Heading3"/>
       </w:pPr>
       <w:r>
-        <w:t xml:space="preserve">1.3 Covariance croisée</w:t>
+        <w:t xml:space="preserve">Covariance croisée</w:t>
       </w:r>
     </w:p>
     <w:p>
@@ -2488,7 +2488,7 @@
         <w:pStyle w:val="Heading3"/>
       </w:pPr>
       <w:r>
-        <w:t xml:space="preserve">1.4 Variogramme croisé</w:t>
+        <w:t xml:space="preserve">Variogramme croisé</w:t>
       </w:r>
     </w:p>
     <w:p>
@@ -3005,7 +3005,7 @@
         <w:pStyle w:val="Heading3"/>
       </w:pPr>
       <w:r>
-        <w:t xml:space="preserve">1.5 Calcul expérimental</w:t>
+        <w:t xml:space="preserve">Calcul expérimental</w:t>
       </w:r>
     </w:p>
     <w:p>
@@ -4079,7 +4079,7 @@
         <w:pStyle w:val="Heading3"/>
       </w:pPr>
       <w:r>
-        <w:t xml:space="preserve">1.6 Variance d’estimation</w:t>
+        <w:t xml:space="preserve">Variance d’estimation</w:t>
       </w:r>
     </w:p>
     <w:p>
@@ -5138,7 +5138,7 @@
         <w:pStyle w:val="Heading3"/>
       </w:pPr>
       <w:r>
-        <w:t xml:space="preserve">2.1 Construction de l’estimateur</w:t>
+        <w:t xml:space="preserve">Construction de l’estimateur</w:t>
       </w:r>
     </w:p>
     <w:p>
@@ -5404,7 +5404,7 @@
         <w:pStyle w:val="Heading3"/>
       </w:pPr>
       <w:r>
-        <w:t xml:space="preserve">2.2 Condition de non-biais</w:t>
+        <w:t xml:space="preserve">Condition de non-biais</w:t>
       </w:r>
     </w:p>
     <w:p>
@@ -5993,7 +5993,7 @@
         <w:pStyle w:val="Heading3"/>
       </w:pPr>
       <w:r>
-        <w:t xml:space="preserve">2.3 Système de cokrigeage simple</w:t>
+        <w:t xml:space="preserve">Système de cokrigeage simple</w:t>
       </w:r>
     </w:p>
     <w:p>
@@ -6926,7 +6926,7 @@
         <w:pStyle w:val="Heading3"/>
       </w:pPr>
       <w:r>
-        <w:t xml:space="preserve">2.4 Forme matricielle</w:t>
+        <w:t xml:space="preserve">Forme matricielle</w:t>
       </w:r>
     </w:p>
     <w:p>
@@ -7820,7 +7820,7 @@
         <w:pStyle w:val="Heading3"/>
       </w:pPr>
       <w:r>
-        <w:t xml:space="preserve">2.5 Variance de cokrigeage simple</w:t>
+        <w:t xml:space="preserve">Variance de cokrigeage simple</w:t>
       </w:r>
     </w:p>
     <w:p>
@@ -8473,7 +8473,7 @@
         <w:pStyle w:val="Heading3"/>
       </w:pPr>
       <w:r>
-        <w:t xml:space="preserve">3.1 Conditions de non-biais</w:t>
+        <w:t xml:space="preserve">Conditions de non-biais</w:t>
       </w:r>
     </w:p>
     <w:p>
@@ -9122,7 +9122,7 @@
         <w:pStyle w:val="Heading3"/>
       </w:pPr>
       <w:r>
-        <w:t xml:space="preserve">3.2 Système de cokrigeage ordinaire</w:t>
+        <w:t xml:space="preserve">Système de cokrigeage ordinaire</w:t>
       </w:r>
     </w:p>
     <w:p>
@@ -10155,7 +10155,7 @@
         <w:pStyle w:val="Heading3"/>
       </w:pPr>
       <w:r>
-        <w:t xml:space="preserve">3.3 Forme matricielle</w:t>
+        <w:t xml:space="preserve">Forme matricielle</w:t>
       </w:r>
     </w:p>
     <w:p>
@@ -10954,7 +10954,7 @@
         <w:pStyle w:val="Heading3"/>
       </w:pPr>
       <w:r>
-        <w:t xml:space="preserve">3.4 Variance de cokrigeage ordinaire</w:t>
+        <w:t xml:space="preserve">Variance de cokrigeage ordinaire</w:t>
       </w:r>
     </w:p>
     <w:p>
@@ -11486,7 +11486,7 @@
         <w:pStyle w:val="Heading3"/>
       </w:pPr>
       <w:r>
-        <w:t xml:space="preserve">3.5 Cas particulier : une moyenne connue, l’autre inconnue</w:t>
+        <w:t xml:space="preserve">Cas particulier : une moyenne connue, l’autre inconnue</w:t>
       </w:r>
     </w:p>
     <w:p>
@@ -12786,7 +12786,7 @@
         <w:pStyle w:val="Heading3"/>
       </w:pPr>
       <w:r>
-        <w:t xml:space="preserve">3.6 Changement de paradigme par rapport au krigeage</w:t>
+        <w:t xml:space="preserve">Changement de paradigme par rapport au krigeage</w:t>
       </w:r>
     </w:p>
     <w:p>
@@ -14542,7 +14542,7 @@
         <w:pStyle w:val="Heading3"/>
       </w:pPr>
       <w:r>
-        <w:t xml:space="preserve">5.1 Modèle avec dérives</w:t>
+        <w:t xml:space="preserve">Modèle avec dérives</w:t>
       </w:r>
     </w:p>
     <w:p>
@@ -15283,7 +15283,7 @@
         <w:pStyle w:val="Heading3"/>
       </w:pPr>
       <w:r>
-        <w:t xml:space="preserve">5.2 Conditions de non-biais</w:t>
+        <w:t xml:space="preserve">Conditions de non-biais</w:t>
       </w:r>
     </w:p>
     <w:p>
@@ -16105,7 +16105,7 @@
         <w:pStyle w:val="Heading3"/>
       </w:pPr>
       <w:r>
-        <w:t xml:space="preserve">5.3 Système de cokrigeage universel</w:t>
+        <w:t xml:space="preserve">Système de cokrigeage universel</w:t>
       </w:r>
     </w:p>
     <w:p>
@@ -17902,7 +17902,7 @@
         <w:pStyle w:val="Heading3"/>
       </w:pPr>
       <w:r>
-        <w:t xml:space="preserve">5.4 Considérations pratiques</w:t>
+        <w:t xml:space="preserve">Considérations pratiques</w:t>
       </w:r>
     </w:p>
     <w:p>
@@ -17998,7 +17998,7 @@
         <w:pStyle w:val="Heading3"/>
       </w:pPr>
       <w:r>
-        <w:t xml:space="preserve">6.1 Principe général</w:t>
+        <w:t xml:space="preserve">Principe général</w:t>
       </w:r>
     </w:p>
     <w:p>
@@ -18569,7 +18569,7 @@
         <w:pStyle w:val="Heading3"/>
       </w:pPr>
       <w:r>
-        <w:t xml:space="preserve">6.2 Exemple en une dimension :</w:t>
+        <w:t xml:space="preserve">Exemple en une dimension :</w:t>
       </w:r>
       <w:r>
         <w:t xml:space="preserve"> </w:t>
@@ -19874,7 +19874,7 @@
         <w:pStyle w:val="Heading3"/>
       </w:pPr>
       <w:r>
-        <w:t xml:space="preserve">6.3 Extension aux dimensions supérieures</w:t>
+        <w:t xml:space="preserve">Extension aux dimensions supérieures</w:t>
       </w:r>
     </w:p>
     <w:p>
@@ -20063,7 +20063,7 @@
         <w:pStyle w:val="Heading3"/>
       </w:pPr>
       <w:r>
-        <w:t xml:space="preserve">6.4 Avantages de cette approche</w:t>
+        <w:t xml:space="preserve">Avantages de cette approche</w:t>
       </w:r>
     </w:p>
     <w:p>
@@ -20153,7 +20153,7 @@
         <w:pStyle w:val="Heading3"/>
       </w:pPr>
       <w:r>
-        <w:t xml:space="preserve">6.5 Application : inversion gravimétrique</w:t>
+        <w:t xml:space="preserve">Application : inversion gravimétrique</w:t>
       </w:r>
     </w:p>
     <w:p>
@@ -20189,7 +20189,7 @@
         <w:pStyle w:val="Heading3"/>
       </w:pPr>
       <w:r>
-        <w:t xml:space="preserve">7.1 Conditions d’admissibilité</w:t>
+        <w:t xml:space="preserve">Conditions d’admissibilité</w:t>
       </w:r>
     </w:p>
     <w:p>
@@ -20883,7 +20883,7 @@
         <w:pStyle w:val="Heading3"/>
       </w:pPr>
       <w:r>
-        <w:t xml:space="preserve">7.2 Modèle à covariances proportionnelles</w:t>
+        <w:t xml:space="preserve">Modèle à covariances proportionnelles</w:t>
       </w:r>
     </w:p>
     <w:p>
@@ -21302,7 +21302,7 @@
         <w:pStyle w:val="Heading3"/>
       </w:pPr>
       <w:r>
-        <w:t xml:space="preserve">7.3 Modèle linéaire de corégionalisation (MLC)</w:t>
+        <w:t xml:space="preserve">Modèle linéaire de corégionalisation (MLC)</w:t>
       </w:r>
     </w:p>
     <w:p>
@@ -21931,7 +21931,7 @@
         <w:pStyle w:val="Heading3"/>
       </w:pPr>
       <w:r>
-        <w:t xml:space="preserve">7.4 Exemple de MLC et comparaison krigeage–cokrigeage</w:t>
+        <w:t xml:space="preserve">Exemple de MLC et comparaison krigeage–cokrigeage</w:t>
       </w:r>
     </w:p>
     <w:p>
@@ -23594,7 +23594,7 @@
         <w:pStyle w:val="Heading3"/>
       </w:pPr>
       <w:r>
-        <w:t xml:space="preserve">7.5 Ajustement d’un MLC</w:t>
+        <w:t xml:space="preserve">Ajustement d’un MLC</w:t>
       </w:r>
     </w:p>
     <w:p>
@@ -23779,7 +23779,7 @@
         <w:pStyle w:val="Heading3"/>
       </w:pPr>
       <w:r>
-        <w:t xml:space="preserve">7.6 Comparaison krigeage–cokrigeage</w:t>
+        <w:t xml:space="preserve">Comparaison krigeage–cokrigeage</w:t>
       </w:r>
     </w:p>
     <w:p>
@@ -24910,7 +24910,7 @@
         <w:pStyle w:val="Heading3"/>
       </w:pPr>
       <w:r>
-        <w:t xml:space="preserve">7.7 Propriétés du cokrigeage</w:t>
+        <w:t xml:space="preserve">Propriétés du cokrigeage</w:t>
       </w:r>
     </w:p>
     <w:p>
@@ -25115,7 +25115,7 @@
         <w:pStyle w:val="Heading3"/>
       </w:pPr>
       <w:r>
-        <w:t xml:space="preserve">7.8 Quand le cokrigeage est-il utile?</w:t>
+        <w:t xml:space="preserve">Quand le cokrigeage est-il utile?</w:t>
       </w:r>
     </w:p>
     <w:p>
@@ -26005,7 +26005,7 @@
         <w:pStyle w:val="Heading3"/>
       </w:pPr>
       <w:r>
-        <w:t xml:space="preserve">9.1 Principe</w:t>
+        <w:t xml:space="preserve">Principe</w:t>
       </w:r>
     </w:p>
     <w:p>
@@ -26378,7 +26378,7 @@
         <w:pStyle w:val="Heading3"/>
       </w:pPr>
       <w:r>
-        <w:t xml:space="preserve">9.2 Une approximation, non une équivalence</w:t>
+        <w:t xml:space="preserve">Une approximation, non une équivalence</w:t>
       </w:r>
     </w:p>
     <w:p>
@@ -26582,7 +26582,7 @@
         <w:pStyle w:val="Heading3"/>
       </w:pPr>
       <w:r>
-        <w:t xml:space="preserve">9.3 Cas ordinaire</w:t>
+        <w:t xml:space="preserve">Cas ordinaire</w:t>
       </w:r>
     </w:p>
     <w:p>
@@ -26744,7 +26744,7 @@
         <w:pStyle w:val="Heading3"/>
       </w:pPr>
       <w:r>
-        <w:t xml:space="preserve">10.1 Cadre général</w:t>
+        <w:t xml:space="preserve">Cadre général</w:t>
       </w:r>
     </w:p>
     <w:p>
@@ -27255,7 +27255,7 @@
         <w:pStyle w:val="Heading3"/>
       </w:pPr>
       <w:r>
-        <w:t xml:space="preserve">10.2 Modèles séparables</w:t>
+        <w:t xml:space="preserve">Modèles séparables</w:t>
       </w:r>
     </w:p>
     <w:p>
@@ -27432,7 +27432,7 @@
         <w:pStyle w:val="Heading3"/>
       </w:pPr>
       <w:r>
-        <w:t xml:space="preserve">10.3 Modèles somme</w:t>
+        <w:t xml:space="preserve">Modèles somme</w:t>
       </w:r>
     </w:p>
     <w:p>
@@ -27563,7 +27563,7 @@
         <w:pStyle w:val="Heading3"/>
       </w:pPr>
       <w:r>
-        <w:t xml:space="preserve">10.4 Modèles produit-somme</w:t>
+        <w:t xml:space="preserve">Modèles produit-somme</w:t>
       </w:r>
     </w:p>
     <w:p>
@@ -27987,7 +27987,7 @@
         <w:pStyle w:val="Heading3"/>
       </w:pPr>
       <w:r>
-        <w:t xml:space="preserve">10.5 Modèles non séparables</w:t>
+        <w:t xml:space="preserve">Modèles non séparables</w:t>
       </w:r>
     </w:p>
     <w:p>
@@ -28005,7 +28005,7 @@
         <w:pStyle w:val="Heading3"/>
       </w:pPr>
       <w:r>
-        <w:t xml:space="preserve">10.6 Anisotropie espace-temps</w:t>
+        <w:t xml:space="preserve">Anisotropie espace-temps</w:t>
       </w:r>
     </w:p>
     <w:p>
@@ -28023,7 +28023,7 @@
         <w:pStyle w:val="Heading3"/>
       </w:pPr>
       <w:r>
-        <w:t xml:space="preserve">10.7 Lien avec le cokrigeage</w:t>
+        <w:t xml:space="preserve">Lien avec le cokrigeage</w:t>
       </w:r>
     </w:p>
     <w:p>
@@ -28281,7 +28281,7 @@
         <w:pStyle w:val="Heading3"/>
       </w:pPr>
       <w:r>
-        <w:t xml:space="preserve">10.8 Considérations pratiques</w:t>
+        <w:t xml:space="preserve">Considérations pratiques</w:t>
       </w:r>
     </w:p>
     <w:p>
@@ -28299,7 +28299,7 @@
         <w:pStyle w:val="Heading3"/>
       </w:pPr>
       <w:r>
-        <w:t xml:space="preserve">10.9 Applications et travaux de référence</w:t>
+        <w:t xml:space="preserve">Applications et travaux de référence</w:t>
       </w:r>
     </w:p>
     <w:p>
